--- a/BackEnd/AI_Agent_Pipeline/output/AI_Migration_Plan.docx
+++ b/BackEnd/AI_Agent_Pipeline/output/AI_Migration_Plan.docx
@@ -5598,7 +5598,7 @@
                 <w:sz w:val="20"/>
                 <w:rFonts w:ascii="Aptos" w:hAnsi="Aptos"/>
               </w:rPr>
-              <w:t>5429</w:t>
+              <w:t>5405</w:t>
             </w:r>
           </w:p>
         </w:tc>
@@ -5659,7 +5659,7 @@
                 <w:sz w:val="20"/>
                 <w:rFonts w:ascii="Aptos" w:hAnsi="Aptos"/>
               </w:rPr>
-              <w:t>$0.00532</w:t>
+              <w:t>$0.00531</w:t>
             </w:r>
           </w:p>
         </w:tc>
